--- a/문제B_가이드라인_합성로그_평가.docx
+++ b/문제B_가이드라인_합성로그_평가.docx
@@ -66,7 +66,416 @@
     </w:p>
     <w:p>
       <w:pPr>
-        <w:pStyle w:val="Heading1"/>
+        <w:rPr>
+          <w:b/>
+          <w:bCs/>
+        </w:rPr>
+      </w:pPr>
+      <w:r>
+        <w:rPr>
+          <w:b/>
+          <w:bCs/>
+        </w:rPr>
+        <w:t xml:space="preserve">1. </w:t>
+      </w:r>
+      <w:r>
+        <w:rPr>
+          <w:b/>
+          <w:bCs/>
+        </w:rPr>
+        <w:t>프로젝트</w:t>
+      </w:r>
+      <w:r>
+        <w:rPr>
+          <w:b/>
+          <w:bCs/>
+        </w:rPr>
+        <w:t xml:space="preserve"> </w:t>
+      </w:r>
+      <w:r>
+        <w:rPr>
+          <w:b/>
+          <w:bCs/>
+        </w:rPr>
+        <w:t>개요</w:t>
+      </w:r>
+    </w:p>
+    <w:p>
+      <w:pPr>
+        <w:rPr>
+          <w:b/>
+          <w:bCs/>
+        </w:rPr>
+      </w:pPr>
+      <w:r>
+        <w:rPr>
+          <w:b/>
+          <w:bCs/>
+        </w:rPr>
+        <w:t xml:space="preserve">2. </w:t>
+      </w:r>
+      <w:r>
+        <w:rPr>
+          <w:b/>
+          <w:bCs/>
+        </w:rPr>
+        <w:t>핵심</w:t>
+      </w:r>
+      <w:r>
+        <w:rPr>
+          <w:b/>
+          <w:bCs/>
+        </w:rPr>
+        <w:t xml:space="preserve"> </w:t>
+      </w:r>
+      <w:r>
+        <w:rPr>
+          <w:b/>
+          <w:bCs/>
+        </w:rPr>
+        <w:t>연구</w:t>
+      </w:r>
+      <w:r>
+        <w:rPr>
+          <w:b/>
+          <w:bCs/>
+        </w:rPr>
+        <w:t xml:space="preserve"> </w:t>
+      </w:r>
+      <w:r>
+        <w:rPr>
+          <w:b/>
+          <w:bCs/>
+        </w:rPr>
+        <w:t>질문</w:t>
+      </w:r>
+    </w:p>
+    <w:p>
+      <w:pPr>
+        <w:rPr>
+          <w:b/>
+          <w:bCs/>
+        </w:rPr>
+      </w:pPr>
+      <w:r>
+        <w:rPr>
+          <w:b/>
+          <w:bCs/>
+        </w:rPr>
+        <w:t xml:space="preserve">3. </w:t>
+      </w:r>
+      <w:r>
+        <w:rPr>
+          <w:b/>
+          <w:bCs/>
+        </w:rPr>
+        <w:t>이론적</w:t>
+      </w:r>
+      <w:r>
+        <w:rPr>
+          <w:b/>
+          <w:bCs/>
+        </w:rPr>
+        <w:t xml:space="preserve"> </w:t>
+      </w:r>
+      <w:r>
+        <w:rPr>
+          <w:b/>
+          <w:bCs/>
+        </w:rPr>
+        <w:t>배경</w:t>
+      </w:r>
+    </w:p>
+    <w:p>
+      <w:pPr>
+        <w:rPr>
+          <w:b/>
+          <w:bCs/>
+        </w:rPr>
+      </w:pPr>
+      <w:r>
+        <w:rPr>
+          <w:b/>
+          <w:bCs/>
+        </w:rPr>
+        <w:t xml:space="preserve">4. </w:t>
+      </w:r>
+      <w:r>
+        <w:rPr>
+          <w:b/>
+          <w:bCs/>
+        </w:rPr>
+        <w:t>연구</w:t>
+      </w:r>
+      <w:r>
+        <w:rPr>
+          <w:b/>
+          <w:bCs/>
+        </w:rPr>
+        <w:t xml:space="preserve"> </w:t>
+      </w:r>
+      <w:r>
+        <w:rPr>
+          <w:b/>
+          <w:bCs/>
+        </w:rPr>
+        <w:t>방법론</w:t>
+      </w:r>
+    </w:p>
+    <w:p>
+      <w:pPr>
+        <w:rPr>
+          <w:b/>
+          <w:bCs/>
+        </w:rPr>
+      </w:pPr>
+      <w:r>
+        <w:rPr>
+          <w:b/>
+          <w:bCs/>
+        </w:rPr>
+        <w:t xml:space="preserve">5. </w:t>
+      </w:r>
+      <w:r>
+        <w:rPr>
+          <w:b/>
+          <w:bCs/>
+        </w:rPr>
+        <w:t>주차별</w:t>
+      </w:r>
+      <w:r>
+        <w:rPr>
+          <w:b/>
+          <w:bCs/>
+        </w:rPr>
+        <w:t xml:space="preserve"> </w:t>
+      </w:r>
+      <w:r>
+        <w:rPr>
+          <w:b/>
+          <w:bCs/>
+        </w:rPr>
+        <w:t>실행</w:t>
+      </w:r>
+      <w:r>
+        <w:rPr>
+          <w:b/>
+          <w:bCs/>
+        </w:rPr>
+        <w:t xml:space="preserve"> </w:t>
+      </w:r>
+      <w:r>
+        <w:rPr>
+          <w:b/>
+          <w:bCs/>
+        </w:rPr>
+        <w:t>계획</w:t>
+      </w:r>
+    </w:p>
+    <w:p>
+      <w:pPr>
+        <w:rPr>
+          <w:b/>
+          <w:bCs/>
+        </w:rPr>
+      </w:pPr>
+      <w:r>
+        <w:rPr>
+          <w:b/>
+          <w:bCs/>
+        </w:rPr>
+        <w:t xml:space="preserve">6. </w:t>
+      </w:r>
+      <w:r>
+        <w:rPr>
+          <w:b/>
+          <w:bCs/>
+        </w:rPr>
+        <w:t>개발</w:t>
+      </w:r>
+      <w:r>
+        <w:rPr>
+          <w:b/>
+          <w:bCs/>
+        </w:rPr>
+        <w:t xml:space="preserve"> </w:t>
+      </w:r>
+      <w:r>
+        <w:rPr>
+          <w:b/>
+          <w:bCs/>
+        </w:rPr>
+        <w:t>환경</w:t>
+      </w:r>
+      <w:r>
+        <w:rPr>
+          <w:b/>
+          <w:bCs/>
+        </w:rPr>
+        <w:t xml:space="preserve"> </w:t>
+      </w:r>
+      <w:r>
+        <w:rPr>
+          <w:b/>
+          <w:bCs/>
+        </w:rPr>
+        <w:t>및</w:t>
+      </w:r>
+      <w:r>
+        <w:rPr>
+          <w:b/>
+          <w:bCs/>
+        </w:rPr>
+        <w:t xml:space="preserve"> </w:t>
+      </w:r>
+      <w:r>
+        <w:rPr>
+          <w:b/>
+          <w:bCs/>
+        </w:rPr>
+        <w:t>주요</w:t>
+      </w:r>
+      <w:r>
+        <w:rPr>
+          <w:b/>
+          <w:bCs/>
+        </w:rPr>
+        <w:t xml:space="preserve"> </w:t>
+      </w:r>
+      <w:r>
+        <w:rPr>
+          <w:b/>
+          <w:bCs/>
+        </w:rPr>
+        <w:t>라이브러리</w:t>
+      </w:r>
+    </w:p>
+    <w:p>
+      <w:pPr>
+        <w:rPr>
+          <w:b/>
+          <w:bCs/>
+        </w:rPr>
+      </w:pPr>
+      <w:r>
+        <w:rPr>
+          <w:b/>
+          <w:bCs/>
+        </w:rPr>
+        <w:t xml:space="preserve">7. </w:t>
+      </w:r>
+      <w:r>
+        <w:rPr>
+          <w:b/>
+          <w:bCs/>
+        </w:rPr>
+        <w:t>기대</w:t>
+      </w:r>
+      <w:r>
+        <w:rPr>
+          <w:b/>
+          <w:bCs/>
+        </w:rPr>
+        <w:t xml:space="preserve"> </w:t>
+      </w:r>
+      <w:r>
+        <w:rPr>
+          <w:b/>
+          <w:bCs/>
+        </w:rPr>
+        <w:t>결과</w:t>
+      </w:r>
+      <w:r>
+        <w:rPr>
+          <w:b/>
+          <w:bCs/>
+        </w:rPr>
+        <w:t xml:space="preserve"> </w:t>
+      </w:r>
+      <w:r>
+        <w:rPr>
+          <w:b/>
+          <w:bCs/>
+        </w:rPr>
+        <w:t>및</w:t>
+      </w:r>
+      <w:r>
+        <w:rPr>
+          <w:b/>
+          <w:bCs/>
+        </w:rPr>
+        <w:t xml:space="preserve"> </w:t>
+      </w:r>
+      <w:r>
+        <w:rPr>
+          <w:b/>
+          <w:bCs/>
+        </w:rPr>
+        <w:t>학술적</w:t>
+      </w:r>
+      <w:r>
+        <w:rPr>
+          <w:b/>
+          <w:bCs/>
+        </w:rPr>
+        <w:t xml:space="preserve"> </w:t>
+      </w:r>
+      <w:r>
+        <w:rPr>
+          <w:b/>
+          <w:bCs/>
+        </w:rPr>
+        <w:t>기여</w:t>
+      </w:r>
+    </w:p>
+    <w:p>
+      <w:pPr>
+        <w:rPr>
+          <w:b/>
+          <w:bCs/>
+        </w:rPr>
+      </w:pPr>
+      <w:r>
+        <w:rPr>
+          <w:b/>
+          <w:bCs/>
+        </w:rPr>
+        <w:t xml:space="preserve">8. </w:t>
+      </w:r>
+      <w:r>
+        <w:rPr>
+          <w:b/>
+          <w:bCs/>
+        </w:rPr>
+        <w:t>핵심</w:t>
+      </w:r>
+      <w:r>
+        <w:rPr>
+          <w:b/>
+          <w:bCs/>
+        </w:rPr>
+        <w:t xml:space="preserve"> </w:t>
+      </w:r>
+      <w:r>
+        <w:rPr>
+          <w:b/>
+          <w:bCs/>
+        </w:rPr>
+        <w:t>참고문헌</w:t>
+      </w:r>
+    </w:p>
+    <w:p>
+      <w:pPr>
+        <w:rPr>
+          <w:rFonts w:hint="eastAsia"/>
+          <w:b/>
+          <w:bCs/>
+        </w:rPr>
+      </w:pPr>
+    </w:p>
+    <w:p>
+      <w:pPr>
+        <w:pStyle w:val="1"/>
         <w:rPr>
           <w:rFonts w:asciiTheme="minorHAnsi" w:eastAsiaTheme="minorHAnsi" w:hAnsiTheme="minorHAnsi"/>
         </w:rPr>
@@ -114,23 +523,7 @@
           <w:rFonts w:asciiTheme="minorHAnsi" w:eastAsiaTheme="minorHAnsi" w:hAnsiTheme="minorHAnsi"/>
           <w:color w:val="595959"/>
         </w:rPr>
-        <w:t>기존 합성 로그 연구들은 원본과의 통계적 유사성(Fidelity)만 측정하거나, 프로세스 발견 품질만 봅니다. "합성 로그로 학습한 예측 모델이 실제 로그에서 얼마나 잘 작동하는가"(Utility)와 "합성 로그가 원본 환자 정보를 얼마나 노출하는가"(Privacy)</w:t>
-      </w:r>
-      <w:proofErr w:type="spellStart"/>
-      <w:r>
-        <w:rPr>
-          <w:rFonts w:asciiTheme="minorHAnsi" w:eastAsiaTheme="minorHAnsi" w:hAnsiTheme="minorHAnsi"/>
-          <w:color w:val="595959"/>
-        </w:rPr>
-        <w:t>를</w:t>
-      </w:r>
-      <w:proofErr w:type="spellEnd"/>
-      <w:r>
-        <w:rPr>
-          <w:rFonts w:asciiTheme="minorHAnsi" w:eastAsiaTheme="minorHAnsi" w:hAnsiTheme="minorHAnsi"/>
-          <w:color w:val="595959"/>
-        </w:rPr>
-        <w:t xml:space="preserve"> 동시에 측정한 연구는 없습니다.</w:t>
+        <w:t>기존 합성 로그 연구들은 원본과의 통계적 유사성(Fidelity)만 측정하거나, 프로세스 발견 품질만 봅니다. "합성 로그로 학습한 예측 모델이 실제 로그에서 얼마나 잘 작동하는가"(Utility)와 "합성 로그가 원본 환자 정보를 얼마나 노출하는가"(Privacy)를 동시에 측정한 연구는 없습니다.</w:t>
       </w:r>
     </w:p>
     <w:p>
@@ -172,22 +565,46 @@
     </w:p>
     <w:p>
       <w:pPr>
-        <w:pStyle w:val="Heading1"/>
-        <w:rPr>
-          <w:rFonts w:asciiTheme="minorHAnsi" w:eastAsiaTheme="minorHAnsi" w:hAnsiTheme="minorHAnsi"/>
-        </w:rPr>
-      </w:pPr>
-      <w:r>
-        <w:rPr>
-          <w:rFonts w:asciiTheme="minorHAnsi" w:eastAsiaTheme="minorHAnsi" w:hAnsiTheme="minorHAnsi"/>
+        <w:widowControl/>
+        <w:wordWrap/>
+        <w:autoSpaceDE/>
+        <w:autoSpaceDN/>
+        <w:rPr>
+          <w:rFonts w:asciiTheme="minorHAnsi" w:eastAsiaTheme="minorHAnsi" w:hAnsiTheme="minorHAnsi"/>
+          <w:b/>
+          <w:bCs/>
           <w:color w:val="1F4E79"/>
-        </w:rPr>
+          <w:sz w:val="32"/>
+          <w:szCs w:val="32"/>
+        </w:rPr>
+      </w:pPr>
+      <w:r>
+        <w:rPr>
+          <w:rFonts w:asciiTheme="minorHAnsi" w:eastAsiaTheme="minorHAnsi" w:hAnsiTheme="minorHAnsi"/>
+          <w:color w:val="1F4E79"/>
+        </w:rPr>
+        <w:br w:type="page"/>
+      </w:r>
+    </w:p>
+    <w:p>
+      <w:pPr>
+        <w:pStyle w:val="1"/>
+        <w:rPr>
+          <w:rFonts w:asciiTheme="minorHAnsi" w:eastAsiaTheme="minorHAnsi" w:hAnsiTheme="minorHAnsi"/>
+        </w:rPr>
+      </w:pPr>
+      <w:r>
+        <w:rPr>
+          <w:rFonts w:asciiTheme="minorHAnsi" w:eastAsiaTheme="minorHAnsi" w:hAnsiTheme="minorHAnsi"/>
+          <w:color w:val="1F4E79"/>
+        </w:rPr>
+        <w:lastRenderedPageBreak/>
         <w:t>2. 핵심 연구 질문</w:t>
       </w:r>
     </w:p>
     <w:p>
       <w:pPr>
-        <w:pStyle w:val="ListParagraph"/>
+        <w:pStyle w:val="a4"/>
         <w:numPr>
           <w:ilvl w:val="0"/>
           <w:numId w:val="2"/>
@@ -232,7 +649,7 @@
     </w:p>
     <w:p>
       <w:pPr>
-        <w:pStyle w:val="ListParagraph"/>
+        <w:pStyle w:val="a4"/>
         <w:numPr>
           <w:ilvl w:val="0"/>
           <w:numId w:val="2"/>
@@ -252,7 +669,7 @@
     </w:p>
     <w:p>
       <w:pPr>
-        <w:pStyle w:val="ListParagraph"/>
+        <w:pStyle w:val="a4"/>
         <w:numPr>
           <w:ilvl w:val="0"/>
           <w:numId w:val="2"/>
@@ -267,7 +684,7 @@
           <w:rFonts w:asciiTheme="minorHAnsi" w:eastAsiaTheme="minorHAnsi" w:hAnsiTheme="minorHAnsi"/>
           <w:color w:val="595959"/>
         </w:rPr>
-        <w:t>예측 목표(재방문, 체류시간, 입원 전환)</w:t>
+        <w:t xml:space="preserve">예측 목표(재방문, 체류시간, 입원 전환)에 따라 합성 로그의 Utility 손실이 </w:t>
       </w:r>
       <w:proofErr w:type="spellStart"/>
       <w:r>
@@ -275,7 +692,7 @@
           <w:rFonts w:asciiTheme="minorHAnsi" w:eastAsiaTheme="minorHAnsi" w:hAnsiTheme="minorHAnsi"/>
           <w:color w:val="595959"/>
         </w:rPr>
-        <w:t>에</w:t>
+        <w:t>다른가</w:t>
       </w:r>
       <w:proofErr w:type="spellEnd"/>
       <w:r>
@@ -283,28 +700,12 @@
           <w:rFonts w:asciiTheme="minorHAnsi" w:eastAsiaTheme="minorHAnsi" w:hAnsiTheme="minorHAnsi"/>
           <w:color w:val="595959"/>
         </w:rPr>
-        <w:t xml:space="preserve"> 따라 합성 로그의 Utility 손실이 </w:t>
-      </w:r>
-      <w:proofErr w:type="spellStart"/>
-      <w:r>
-        <w:rPr>
-          <w:rFonts w:asciiTheme="minorHAnsi" w:eastAsiaTheme="minorHAnsi" w:hAnsiTheme="minorHAnsi"/>
-          <w:color w:val="595959"/>
-        </w:rPr>
-        <w:t>다른가</w:t>
-      </w:r>
-      <w:proofErr w:type="spellEnd"/>
-      <w:r>
-        <w:rPr>
-          <w:rFonts w:asciiTheme="minorHAnsi" w:eastAsiaTheme="minorHAnsi" w:hAnsiTheme="minorHAnsi"/>
-          <w:color w:val="595959"/>
-        </w:rPr>
         <w:t>?</w:t>
       </w:r>
     </w:p>
     <w:p>
       <w:pPr>
-        <w:pStyle w:val="ListParagraph"/>
+        <w:pStyle w:val="a4"/>
         <w:numPr>
           <w:ilvl w:val="0"/>
           <w:numId w:val="2"/>
@@ -319,7 +720,7 @@
           <w:rFonts w:asciiTheme="minorHAnsi" w:eastAsiaTheme="minorHAnsi" w:hAnsiTheme="minorHAnsi"/>
           <w:color w:val="595959"/>
         </w:rPr>
-        <w:t>Membership Inference Attack</w:t>
+        <w:t xml:space="preserve">Membership Inference Attack에 대한 합성 로그의 프라이버시 취약도는 생성 방법에 따라 어떻게 </w:t>
       </w:r>
       <w:proofErr w:type="spellStart"/>
       <w:r>
@@ -327,7 +728,7 @@
           <w:rFonts w:asciiTheme="minorHAnsi" w:eastAsiaTheme="minorHAnsi" w:hAnsiTheme="minorHAnsi"/>
           <w:color w:val="595959"/>
         </w:rPr>
-        <w:t>에</w:t>
+        <w:t>다른가</w:t>
       </w:r>
       <w:proofErr w:type="spellEnd"/>
       <w:r>
@@ -335,28 +736,12 @@
           <w:rFonts w:asciiTheme="minorHAnsi" w:eastAsiaTheme="minorHAnsi" w:hAnsiTheme="minorHAnsi"/>
           <w:color w:val="595959"/>
         </w:rPr>
-        <w:t xml:space="preserve"> 대한 합성 로그의 프라이버시 취약도는 생성 방법에 따라 어떻게 </w:t>
-      </w:r>
-      <w:proofErr w:type="spellStart"/>
-      <w:r>
-        <w:rPr>
-          <w:rFonts w:asciiTheme="minorHAnsi" w:eastAsiaTheme="minorHAnsi" w:hAnsiTheme="minorHAnsi"/>
-          <w:color w:val="595959"/>
-        </w:rPr>
-        <w:t>다른가</w:t>
-      </w:r>
-      <w:proofErr w:type="spellEnd"/>
-      <w:r>
-        <w:rPr>
-          <w:rFonts w:asciiTheme="minorHAnsi" w:eastAsiaTheme="minorHAnsi" w:hAnsiTheme="minorHAnsi"/>
-          <w:color w:val="595959"/>
-        </w:rPr>
         <w:t>?</w:t>
       </w:r>
     </w:p>
     <w:p>
       <w:pPr>
-        <w:pStyle w:val="ListParagraph"/>
+        <w:pStyle w:val="a4"/>
         <w:numPr>
           <w:ilvl w:val="0"/>
           <w:numId w:val="2"/>
@@ -384,22 +769,46 @@
     </w:p>
     <w:p>
       <w:pPr>
-        <w:pStyle w:val="Heading1"/>
-        <w:rPr>
-          <w:rFonts w:asciiTheme="minorHAnsi" w:eastAsiaTheme="minorHAnsi" w:hAnsiTheme="minorHAnsi"/>
-        </w:rPr>
-      </w:pPr>
-      <w:r>
-        <w:rPr>
-          <w:rFonts w:asciiTheme="minorHAnsi" w:eastAsiaTheme="minorHAnsi" w:hAnsiTheme="minorHAnsi"/>
+        <w:widowControl/>
+        <w:wordWrap/>
+        <w:autoSpaceDE/>
+        <w:autoSpaceDN/>
+        <w:rPr>
+          <w:rFonts w:asciiTheme="minorHAnsi" w:eastAsiaTheme="minorHAnsi" w:hAnsiTheme="minorHAnsi"/>
+          <w:b/>
+          <w:bCs/>
           <w:color w:val="1F4E79"/>
-        </w:rPr>
+          <w:sz w:val="32"/>
+          <w:szCs w:val="32"/>
+        </w:rPr>
+      </w:pPr>
+      <w:r>
+        <w:rPr>
+          <w:rFonts w:asciiTheme="minorHAnsi" w:eastAsiaTheme="minorHAnsi" w:hAnsiTheme="minorHAnsi"/>
+          <w:color w:val="1F4E79"/>
+        </w:rPr>
+        <w:br w:type="page"/>
+      </w:r>
+    </w:p>
+    <w:p>
+      <w:pPr>
+        <w:pStyle w:val="1"/>
+        <w:rPr>
+          <w:rFonts w:asciiTheme="minorHAnsi" w:eastAsiaTheme="minorHAnsi" w:hAnsiTheme="minorHAnsi"/>
+        </w:rPr>
+      </w:pPr>
+      <w:r>
+        <w:rPr>
+          <w:rFonts w:asciiTheme="minorHAnsi" w:eastAsiaTheme="minorHAnsi" w:hAnsiTheme="minorHAnsi"/>
+          <w:color w:val="1F4E79"/>
+        </w:rPr>
+        <w:lastRenderedPageBreak/>
         <w:t>3. 이론적 배경</w:t>
       </w:r>
     </w:p>
     <w:p>
       <w:pPr>
-        <w:pStyle w:val="Heading2"/>
+        <w:pStyle w:val="2"/>
         <w:rPr>
           <w:rFonts w:asciiTheme="minorHAnsi" w:eastAsiaTheme="minorHAnsi" w:hAnsiTheme="minorHAnsi"/>
         </w:rPr>
@@ -901,7 +1310,7 @@
     </w:p>
     <w:p>
       <w:pPr>
-        <w:pStyle w:val="Heading2"/>
+        <w:pStyle w:val="2"/>
         <w:rPr>
           <w:rFonts w:asciiTheme="minorHAnsi" w:eastAsiaTheme="minorHAnsi" w:hAnsiTheme="minorHAnsi"/>
         </w:rPr>
@@ -932,9 +1341,9 @@
         <w:tblLook w:val="04A0" w:firstRow="1" w:lastRow="0" w:firstColumn="1" w:lastColumn="0" w:noHBand="0" w:noVBand="1"/>
       </w:tblPr>
       <w:tblGrid>
-        <w:gridCol w:w="1400"/>
-        <w:gridCol w:w="4600"/>
-        <w:gridCol w:w="3360"/>
+        <w:gridCol w:w="992"/>
+        <w:gridCol w:w="5244"/>
+        <w:gridCol w:w="3124"/>
       </w:tblGrid>
       <w:tr>
         <w:trPr>
@@ -942,7 +1351,7 @@
         </w:trPr>
         <w:tc>
           <w:tcPr>
-            <w:tcW w:w="1400" w:type="dxa"/>
+            <w:tcW w:w="992" w:type="dxa"/>
             <w:tcBorders>
               <w:top w:val="single" w:sz="1" w:space="0" w:color="CCCCCC"/>
               <w:left w:val="single" w:sz="1" w:space="0" w:color="CCCCCC"/>
@@ -978,7 +1387,7 @@
         </w:tc>
         <w:tc>
           <w:tcPr>
-            <w:tcW w:w="4600" w:type="dxa"/>
+            <w:tcW w:w="5244" w:type="dxa"/>
             <w:tcBorders>
               <w:top w:val="single" w:sz="1" w:space="0" w:color="CCCCCC"/>
               <w:left w:val="single" w:sz="1" w:space="0" w:color="CCCCCC"/>
@@ -1014,7 +1423,7 @@
         </w:tc>
         <w:tc>
           <w:tcPr>
-            <w:tcW w:w="3360" w:type="dxa"/>
+            <w:tcW w:w="3124" w:type="dxa"/>
             <w:tcBorders>
               <w:top w:val="single" w:sz="1" w:space="0" w:color="CCCCCC"/>
               <w:left w:val="single" w:sz="1" w:space="0" w:color="CCCCCC"/>
@@ -1052,7 +1461,7 @@
       <w:tr>
         <w:tc>
           <w:tcPr>
-            <w:tcW w:w="1400" w:type="dxa"/>
+            <w:tcW w:w="992" w:type="dxa"/>
             <w:tcBorders>
               <w:top w:val="single" w:sz="1" w:space="0" w:color="CCCCCC"/>
               <w:left w:val="single" w:sz="1" w:space="0" w:color="CCCCCC"/>
@@ -1086,7 +1495,7 @@
         </w:tc>
         <w:tc>
           <w:tcPr>
-            <w:tcW w:w="4600" w:type="dxa"/>
+            <w:tcW w:w="5244" w:type="dxa"/>
             <w:tcBorders>
               <w:top w:val="single" w:sz="1" w:space="0" w:color="CCCCCC"/>
               <w:left w:val="single" w:sz="1" w:space="0" w:color="CCCCCC"/>
@@ -1140,7 +1549,7 @@
         </w:tc>
         <w:tc>
           <w:tcPr>
-            <w:tcW w:w="3360" w:type="dxa"/>
+            <w:tcW w:w="3124" w:type="dxa"/>
             <w:tcBorders>
               <w:top w:val="single" w:sz="1" w:space="0" w:color="CCCCCC"/>
               <w:left w:val="single" w:sz="1" w:space="0" w:color="CCCCCC"/>
@@ -1187,7 +1596,7 @@
       <w:tr>
         <w:tc>
           <w:tcPr>
-            <w:tcW w:w="1400" w:type="dxa"/>
+            <w:tcW w:w="992" w:type="dxa"/>
             <w:tcBorders>
               <w:top w:val="single" w:sz="1" w:space="0" w:color="CCCCCC"/>
               <w:left w:val="single" w:sz="1" w:space="0" w:color="CCCCCC"/>
@@ -1221,7 +1630,7 @@
         </w:tc>
         <w:tc>
           <w:tcPr>
-            <w:tcW w:w="4600" w:type="dxa"/>
+            <w:tcW w:w="5244" w:type="dxa"/>
             <w:tcBorders>
               <w:top w:val="single" w:sz="1" w:space="0" w:color="CCCCCC"/>
               <w:left w:val="single" w:sz="1" w:space="0" w:color="CCCCCC"/>
@@ -1249,33 +1658,13 @@
                 <w:sz w:val="20"/>
                 <w:szCs w:val="20"/>
               </w:rPr>
-              <w:t>합성→실제 예측 AUC, 합성→합성 예측 AUC</w:t>
-            </w:r>
-            <w:proofErr w:type="spellStart"/>
-            <w:r>
-              <w:rPr>
-                <w:rFonts w:asciiTheme="minorHAnsi" w:eastAsiaTheme="minorHAnsi" w:hAnsiTheme="minorHAnsi"/>
-                <w:color w:val="595959"/>
-                <w:sz w:val="20"/>
-                <w:szCs w:val="20"/>
-              </w:rPr>
-              <w:t>와의</w:t>
-            </w:r>
-            <w:proofErr w:type="spellEnd"/>
-            <w:r>
-              <w:rPr>
-                <w:rFonts w:asciiTheme="minorHAnsi" w:eastAsiaTheme="minorHAnsi" w:hAnsiTheme="minorHAnsi"/>
-                <w:color w:val="595959"/>
-                <w:sz w:val="20"/>
-                <w:szCs w:val="20"/>
-              </w:rPr>
-              <w:t xml:space="preserve"> 차이 (Train-on-Synthetic Test-on-Real)</w:t>
-            </w:r>
-          </w:p>
-        </w:tc>
-        <w:tc>
-          <w:tcPr>
-            <w:tcW w:w="3360" w:type="dxa"/>
+              <w:t>합성→실제 예측 AUC, 합성→합성 예측 AUC와의 차이 (Train-on-Synthetic Test-on-Real)</w:t>
+            </w:r>
+          </w:p>
+        </w:tc>
+        <w:tc>
+          <w:tcPr>
+            <w:tcW w:w="3124" w:type="dxa"/>
             <w:tcBorders>
               <w:top w:val="single" w:sz="1" w:space="0" w:color="CCCCCC"/>
               <w:left w:val="single" w:sz="1" w:space="0" w:color="CCCCCC"/>
@@ -1322,7 +1711,7 @@
       <w:tr>
         <w:tc>
           <w:tcPr>
-            <w:tcW w:w="1400" w:type="dxa"/>
+            <w:tcW w:w="992" w:type="dxa"/>
             <w:tcBorders>
               <w:top w:val="single" w:sz="1" w:space="0" w:color="CCCCCC"/>
               <w:left w:val="single" w:sz="1" w:space="0" w:color="CCCCCC"/>
@@ -1356,7 +1745,7 @@
         </w:tc>
         <w:tc>
           <w:tcPr>
-            <w:tcW w:w="4600" w:type="dxa"/>
+            <w:tcW w:w="5244" w:type="dxa"/>
             <w:tcBorders>
               <w:top w:val="single" w:sz="1" w:space="0" w:color="CCCCCC"/>
               <w:left w:val="single" w:sz="1" w:space="0" w:color="CCCCCC"/>
@@ -1390,7 +1779,7 @@
         </w:tc>
         <w:tc>
           <w:tcPr>
-            <w:tcW w:w="3360" w:type="dxa"/>
+            <w:tcW w:w="3124" w:type="dxa"/>
             <w:tcBorders>
               <w:top w:val="single" w:sz="1" w:space="0" w:color="CCCCCC"/>
               <w:left w:val="single" w:sz="1" w:space="0" w:color="CCCCCC"/>
@@ -1434,7 +1823,7 @@
     </w:p>
     <w:p>
       <w:pPr>
-        <w:pStyle w:val="Heading2"/>
+        <w:pStyle w:val="2"/>
         <w:rPr>
           <w:rFonts w:asciiTheme="minorHAnsi" w:eastAsiaTheme="minorHAnsi" w:hAnsiTheme="minorHAnsi"/>
         </w:rPr>
@@ -1464,7 +1853,7 @@
     </w:p>
     <w:p>
       <w:pPr>
-        <w:pStyle w:val="ListParagraph"/>
+        <w:pStyle w:val="a4"/>
         <w:numPr>
           <w:ilvl w:val="0"/>
           <w:numId w:val="3"/>
@@ -1484,7 +1873,7 @@
     </w:p>
     <w:p>
       <w:pPr>
-        <w:pStyle w:val="ListParagraph"/>
+        <w:pStyle w:val="a4"/>
         <w:numPr>
           <w:ilvl w:val="0"/>
           <w:numId w:val="3"/>
@@ -1504,7 +1893,7 @@
     </w:p>
     <w:p>
       <w:pPr>
-        <w:pStyle w:val="ListParagraph"/>
+        <w:pStyle w:val="a4"/>
         <w:numPr>
           <w:ilvl w:val="0"/>
           <w:numId w:val="3"/>
@@ -1524,7 +1913,7 @@
     </w:p>
     <w:p>
       <w:pPr>
-        <w:pStyle w:val="ListParagraph"/>
+        <w:pStyle w:val="a4"/>
         <w:numPr>
           <w:ilvl w:val="0"/>
           <w:numId w:val="3"/>
@@ -1539,13 +1928,12 @@
           <w:rFonts w:asciiTheme="minorHAnsi" w:eastAsiaTheme="minorHAnsi" w:hAnsiTheme="minorHAnsi"/>
           <w:color w:val="595959"/>
         </w:rPr>
-        <w:lastRenderedPageBreak/>
         <w:t>실제 Test 로그에서 예측 모델 평가</w:t>
       </w:r>
     </w:p>
     <w:p>
       <w:pPr>
-        <w:pStyle w:val="ListParagraph"/>
+        <w:pStyle w:val="a4"/>
         <w:numPr>
           <w:ilvl w:val="0"/>
           <w:numId w:val="3"/>
@@ -1562,33 +1950,33 @@
         </w:rPr>
         <w:t>Train-on-Real(원본)과 AUC 비교 → Utility Gap 계산</w:t>
       </w:r>
-    </w:p>
-    <w:p>
-      <w:pPr>
-        <w:spacing w:before="60" w:after="60"/>
-        <w:rPr>
-          <w:rFonts w:asciiTheme="minorHAnsi" w:eastAsiaTheme="minorHAnsi" w:hAnsiTheme="minorHAnsi"/>
-        </w:rPr>
-      </w:pPr>
-    </w:p>
-    <w:p>
-      <w:pPr>
-        <w:pStyle w:val="Heading1"/>
-        <w:rPr>
-          <w:rFonts w:asciiTheme="minorHAnsi" w:eastAsiaTheme="minorHAnsi" w:hAnsiTheme="minorHAnsi"/>
-        </w:rPr>
-      </w:pPr>
       <w:r>
         <w:rPr>
           <w:rFonts w:asciiTheme="minorHAnsi" w:eastAsiaTheme="minorHAnsi" w:hAnsiTheme="minorHAnsi"/>
           <w:color w:val="1F4E79"/>
         </w:rPr>
+        <w:br w:type="page"/>
+      </w:r>
+    </w:p>
+    <w:p>
+      <w:pPr>
+        <w:pStyle w:val="1"/>
+        <w:rPr>
+          <w:rFonts w:asciiTheme="minorHAnsi" w:eastAsiaTheme="minorHAnsi" w:hAnsiTheme="minorHAnsi"/>
+        </w:rPr>
+      </w:pPr>
+      <w:r>
+        <w:rPr>
+          <w:rFonts w:asciiTheme="minorHAnsi" w:eastAsiaTheme="minorHAnsi" w:hAnsiTheme="minorHAnsi"/>
+          <w:color w:val="1F4E79"/>
+        </w:rPr>
+        <w:lastRenderedPageBreak/>
         <w:t>4. 연구 방법론</w:t>
       </w:r>
     </w:p>
     <w:p>
       <w:pPr>
-        <w:pStyle w:val="Heading2"/>
+        <w:pStyle w:val="2"/>
         <w:rPr>
           <w:rFonts w:asciiTheme="minorHAnsi" w:eastAsiaTheme="minorHAnsi" w:hAnsiTheme="minorHAnsi"/>
         </w:rPr>
@@ -2212,7 +2600,7 @@
     </w:p>
     <w:p>
       <w:pPr>
-        <w:pStyle w:val="Heading2"/>
+        <w:pStyle w:val="2"/>
         <w:rPr>
           <w:rFonts w:asciiTheme="minorHAnsi" w:eastAsiaTheme="minorHAnsi" w:hAnsiTheme="minorHAnsi"/>
         </w:rPr>
@@ -2242,7 +2630,7 @@
     </w:p>
     <w:p>
       <w:pPr>
-        <w:pStyle w:val="ListParagraph"/>
+        <w:pStyle w:val="a4"/>
         <w:numPr>
           <w:ilvl w:val="0"/>
           <w:numId w:val="3"/>
@@ -2262,7 +2650,7 @@
     </w:p>
     <w:p>
       <w:pPr>
-        <w:pStyle w:val="ListParagraph"/>
+        <w:pStyle w:val="a4"/>
         <w:numPr>
           <w:ilvl w:val="0"/>
           <w:numId w:val="3"/>
@@ -2298,7 +2686,7 @@
     </w:p>
     <w:p>
       <w:pPr>
-        <w:pStyle w:val="ListParagraph"/>
+        <w:pStyle w:val="a4"/>
         <w:numPr>
           <w:ilvl w:val="0"/>
           <w:numId w:val="3"/>
@@ -2334,7 +2722,7 @@
     </w:p>
     <w:p>
       <w:pPr>
-        <w:pStyle w:val="ListParagraph"/>
+        <w:pStyle w:val="a4"/>
         <w:numPr>
           <w:ilvl w:val="0"/>
           <w:numId w:val="3"/>
@@ -2362,16 +2750,40 @@
     </w:p>
     <w:p>
       <w:pPr>
-        <w:pStyle w:val="Heading1"/>
-        <w:rPr>
-          <w:rFonts w:asciiTheme="minorHAnsi" w:eastAsiaTheme="minorHAnsi" w:hAnsiTheme="minorHAnsi"/>
-        </w:rPr>
-      </w:pPr>
-      <w:r>
-        <w:rPr>
-          <w:rFonts w:asciiTheme="minorHAnsi" w:eastAsiaTheme="minorHAnsi" w:hAnsiTheme="minorHAnsi"/>
+        <w:widowControl/>
+        <w:wordWrap/>
+        <w:autoSpaceDE/>
+        <w:autoSpaceDN/>
+        <w:rPr>
+          <w:rFonts w:asciiTheme="minorHAnsi" w:eastAsiaTheme="minorHAnsi" w:hAnsiTheme="minorHAnsi"/>
+          <w:b/>
+          <w:bCs/>
           <w:color w:val="1F4E79"/>
-        </w:rPr>
+          <w:sz w:val="32"/>
+          <w:szCs w:val="32"/>
+        </w:rPr>
+      </w:pPr>
+      <w:r>
+        <w:rPr>
+          <w:rFonts w:asciiTheme="minorHAnsi" w:eastAsiaTheme="minorHAnsi" w:hAnsiTheme="minorHAnsi"/>
+          <w:color w:val="1F4E79"/>
+        </w:rPr>
+        <w:br w:type="page"/>
+      </w:r>
+    </w:p>
+    <w:p>
+      <w:pPr>
+        <w:pStyle w:val="1"/>
+        <w:rPr>
+          <w:rFonts w:asciiTheme="minorHAnsi" w:eastAsiaTheme="minorHAnsi" w:hAnsiTheme="minorHAnsi"/>
+        </w:rPr>
+      </w:pPr>
+      <w:r>
+        <w:rPr>
+          <w:rFonts w:asciiTheme="minorHAnsi" w:eastAsiaTheme="minorHAnsi" w:hAnsiTheme="minorHAnsi"/>
+          <w:color w:val="1F4E79"/>
+        </w:rPr>
+        <w:lastRenderedPageBreak/>
         <w:t>5. 주차별 실행 계획</w:t>
       </w:r>
     </w:p>
@@ -2645,7 +3057,6 @@
                 <w:sz w:val="20"/>
                 <w:szCs w:val="20"/>
               </w:rPr>
-              <w:lastRenderedPageBreak/>
               <w:t>2주차</w:t>
             </w:r>
           </w:p>
@@ -3281,7 +3692,7 @@
     </w:p>
     <w:p>
       <w:pPr>
-        <w:pStyle w:val="Heading1"/>
+        <w:pStyle w:val="1"/>
         <w:rPr>
           <w:rFonts w:asciiTheme="minorHAnsi" w:eastAsiaTheme="minorHAnsi" w:hAnsiTheme="minorHAnsi"/>
         </w:rPr>
@@ -4198,22 +4609,46 @@
     </w:p>
     <w:p>
       <w:pPr>
-        <w:pStyle w:val="Heading1"/>
-        <w:rPr>
-          <w:rFonts w:asciiTheme="minorHAnsi" w:eastAsiaTheme="minorHAnsi" w:hAnsiTheme="minorHAnsi"/>
-        </w:rPr>
-      </w:pPr>
-      <w:r>
-        <w:rPr>
-          <w:rFonts w:asciiTheme="minorHAnsi" w:eastAsiaTheme="minorHAnsi" w:hAnsiTheme="minorHAnsi"/>
+        <w:widowControl/>
+        <w:wordWrap/>
+        <w:autoSpaceDE/>
+        <w:autoSpaceDN/>
+        <w:rPr>
+          <w:rFonts w:asciiTheme="minorHAnsi" w:eastAsiaTheme="minorHAnsi" w:hAnsiTheme="minorHAnsi"/>
+          <w:b/>
+          <w:bCs/>
           <w:color w:val="1F4E79"/>
-        </w:rPr>
+          <w:sz w:val="32"/>
+          <w:szCs w:val="32"/>
+        </w:rPr>
+      </w:pPr>
+      <w:r>
+        <w:rPr>
+          <w:rFonts w:asciiTheme="minorHAnsi" w:eastAsiaTheme="minorHAnsi" w:hAnsiTheme="minorHAnsi"/>
+          <w:color w:val="1F4E79"/>
+        </w:rPr>
+        <w:br w:type="page"/>
+      </w:r>
+    </w:p>
+    <w:p>
+      <w:pPr>
+        <w:pStyle w:val="1"/>
+        <w:rPr>
+          <w:rFonts w:asciiTheme="minorHAnsi" w:eastAsiaTheme="minorHAnsi" w:hAnsiTheme="minorHAnsi"/>
+        </w:rPr>
+      </w:pPr>
+      <w:r>
+        <w:rPr>
+          <w:rFonts w:asciiTheme="minorHAnsi" w:eastAsiaTheme="minorHAnsi" w:hAnsiTheme="minorHAnsi"/>
+          <w:color w:val="1F4E79"/>
+        </w:rPr>
+        <w:lastRenderedPageBreak/>
         <w:t>7. 기대 결과 및 학술적 기여</w:t>
       </w:r>
     </w:p>
     <w:p>
       <w:pPr>
-        <w:pStyle w:val="ListParagraph"/>
+        <w:pStyle w:val="a4"/>
         <w:numPr>
           <w:ilvl w:val="0"/>
           <w:numId w:val="2"/>
@@ -4233,7 +4668,7 @@
     </w:p>
     <w:p>
       <w:pPr>
-        <w:pStyle w:val="ListParagraph"/>
+        <w:pStyle w:val="a4"/>
         <w:numPr>
           <w:ilvl w:val="0"/>
           <w:numId w:val="2"/>
@@ -4269,7 +4704,7 @@
     </w:p>
     <w:p>
       <w:pPr>
-        <w:pStyle w:val="ListParagraph"/>
+        <w:pStyle w:val="a4"/>
         <w:numPr>
           <w:ilvl w:val="0"/>
           <w:numId w:val="2"/>
@@ -4297,7 +4732,7 @@
     </w:p>
     <w:p>
       <w:pPr>
-        <w:pStyle w:val="Heading1"/>
+        <w:pStyle w:val="1"/>
         <w:rPr>
           <w:rFonts w:asciiTheme="minorHAnsi" w:eastAsiaTheme="minorHAnsi" w:hAnsiTheme="minorHAnsi"/>
         </w:rPr>
@@ -4307,13 +4742,12 @@
           <w:rFonts w:asciiTheme="minorHAnsi" w:eastAsiaTheme="minorHAnsi" w:hAnsiTheme="minorHAnsi"/>
           <w:color w:val="1F4E79"/>
         </w:rPr>
-        <w:lastRenderedPageBreak/>
         <w:t>8. 핵심 참고문헌</w:t>
       </w:r>
     </w:p>
     <w:p>
       <w:pPr>
-        <w:pStyle w:val="ListParagraph"/>
+        <w:pStyle w:val="a4"/>
         <w:numPr>
           <w:ilvl w:val="0"/>
           <w:numId w:val="2"/>
@@ -4349,7 +4783,7 @@
     </w:p>
     <w:p>
       <w:pPr>
-        <w:pStyle w:val="ListParagraph"/>
+        <w:pStyle w:val="a4"/>
         <w:numPr>
           <w:ilvl w:val="0"/>
           <w:numId w:val="2"/>
@@ -4369,7 +4803,7 @@
     </w:p>
     <w:p>
       <w:pPr>
-        <w:pStyle w:val="ListParagraph"/>
+        <w:pStyle w:val="a4"/>
         <w:numPr>
           <w:ilvl w:val="0"/>
           <w:numId w:val="2"/>
@@ -4389,7 +4823,7 @@
     </w:p>
     <w:p>
       <w:pPr>
-        <w:pStyle w:val="ListParagraph"/>
+        <w:pStyle w:val="a4"/>
         <w:numPr>
           <w:ilvl w:val="0"/>
           <w:numId w:val="2"/>
@@ -4425,7 +4859,7 @@
     </w:p>
     <w:p>
       <w:pPr>
-        <w:pStyle w:val="ListParagraph"/>
+        <w:pStyle w:val="a4"/>
         <w:numPr>
           <w:ilvl w:val="0"/>
           <w:numId w:val="2"/>
@@ -4445,7 +4879,7 @@
     </w:p>
     <w:p>
       <w:pPr>
-        <w:pStyle w:val="ListParagraph"/>
+        <w:pStyle w:val="a4"/>
         <w:numPr>
           <w:ilvl w:val="0"/>
           <w:numId w:val="2"/>
@@ -4488,114 +4922,140 @@
 
 <file path=word/footer1.xml><?xml version="1.0" encoding="utf-8"?>
 <w:ftr xmlns:wpc="http://schemas.microsoft.com/office/word/2010/wordprocessingCanvas" xmlns:cx="http://schemas.microsoft.com/office/drawing/2014/chartex" xmlns:cx1="http://schemas.microsoft.com/office/drawing/2015/9/8/chartex" xmlns:cx2="http://schemas.microsoft.com/office/drawing/2015/10/21/chartex" xmlns:cx3="http://schemas.microsoft.com/office/drawing/2016/5/9/chartex" xmlns:cx4="http://schemas.microsoft.com/office/drawing/2016/5/10/chartex" xmlns:cx5="http://schemas.microsoft.com/office/drawing/2016/5/11/chartex" xmlns:cx6="http://schemas.microsoft.com/office/drawing/2016/5/12/chartex" xmlns:cx7="http://schemas.microsoft.com/office/drawing/2016/5/13/chartex" xmlns:cx8="http://schemas.microsoft.com/office/drawing/2016/5/14/chartex" xmlns:mc="http://schemas.openxmlformats.org/markup-compatibility/2006" xmlns:aink="http://schemas.microsoft.com/office/drawing/2016/ink" xmlns:am3d="http://schemas.microsoft.com/office/drawing/2017/model3d" xmlns:o="urn:schemas-microsoft-com:office:office" xmlns:oel="http://schemas.microsoft.com/office/2019/extlst" xmlns:r="http://schemas.openxmlformats.org/officeDocument/2006/relationships" xmlns:m="http://schemas.openxmlformats.org/officeDocument/2006/math" xmlns:v="urn:schemas-microsoft-com:vml" xmlns:wp14="http://schemas.microsoft.com/office/word/2010/wordprocessingDrawing" xmlns:wp="http://schemas.openxmlformats.org/drawingml/2006/wordprocessingDrawing" xmlns:w10="urn:schemas-microsoft-com:office:word" xmlns:w="http://schemas.openxmlformats.org/wordprocessingml/2006/main" xmlns:w14="http://schemas.microsoft.com/office/word/2010/wordml" xmlns:w15="http://schemas.microsoft.com/office/word/2012/wordml" xmlns:w16cex="http://schemas.microsoft.com/office/word/2018/wordml/cex" xmlns:w16cid="http://schemas.microsoft.com/office/word/2016/wordml/cid" xmlns:w16="http://schemas.microsoft.com/office/word/2018/wordml" xmlns:w16du="http://schemas.microsoft.com/office/word/2023/wordml/word16du" xmlns:w16sdtdh="http://schemas.microsoft.com/office/word/2020/wordml/sdtdatahash" xmlns:w16sdtfl="http://schemas.microsoft.com/office/word/2024/wordml/sdtformatlock" xmlns:w16se="http://schemas.microsoft.com/office/word/2015/wordml/symex" xmlns:wpg="http://schemas.microsoft.com/office/word/2010/wordprocessingGroup" xmlns:wpi="http://schemas.microsoft.com/office/word/2010/wordprocessingInk" xmlns:wne="http://schemas.microsoft.com/office/word/2006/wordml" xmlns:wps="http://schemas.microsoft.com/office/word/2010/wordprocessingShape" mc:Ignorable="w14 w15 w16se w16cid w16 w16cex w16sdtdh w16sdtfl w16du wp14">
+  <w:sdt>
+    <w:sdtPr>
+      <w:id w:val="1721933100"/>
+      <w:docPartObj>
+        <w:docPartGallery w:val="Page Numbers (Bottom of Page)"/>
+        <w:docPartUnique/>
+      </w:docPartObj>
+    </w:sdtPr>
+    <w:sdtContent>
+      <w:sdt>
+        <w:sdtPr>
+          <w:id w:val="1728636285"/>
+          <w:docPartObj>
+            <w:docPartGallery w:val="Page Numbers (Top of Page)"/>
+            <w:docPartUnique/>
+          </w:docPartObj>
+        </w:sdtPr>
+        <w:sdtContent>
+          <w:p>
+            <w:pPr>
+              <w:pStyle w:val="ab"/>
+              <w:jc w:val="center"/>
+            </w:pPr>
+            <w:r>
+              <w:rPr>
+                <w:lang w:val="ko-KR"/>
+              </w:rPr>
+              <w:t>페이지</w:t>
+            </w:r>
+            <w:r>
+              <w:rPr>
+                <w:lang w:val="ko-KR"/>
+              </w:rPr>
+              <w:t xml:space="preserve"> </w:t>
+            </w:r>
+            <w:r>
+              <w:rPr>
+                <w:b/>
+                <w:bCs/>
+                <w:sz w:val="24"/>
+                <w:szCs w:val="24"/>
+              </w:rPr>
+              <w:fldChar w:fldCharType="begin"/>
+            </w:r>
+            <w:r>
+              <w:rPr>
+                <w:b/>
+                <w:bCs/>
+              </w:rPr>
+              <w:instrText>PAGE</w:instrText>
+            </w:r>
+            <w:r>
+              <w:rPr>
+                <w:b/>
+                <w:bCs/>
+                <w:sz w:val="24"/>
+                <w:szCs w:val="24"/>
+              </w:rPr>
+              <w:fldChar w:fldCharType="separate"/>
+            </w:r>
+            <w:r>
+              <w:rPr>
+                <w:b/>
+                <w:bCs/>
+                <w:lang w:val="ko-KR"/>
+              </w:rPr>
+              <w:t>2</w:t>
+            </w:r>
+            <w:r>
+              <w:rPr>
+                <w:b/>
+                <w:bCs/>
+                <w:sz w:val="24"/>
+                <w:szCs w:val="24"/>
+              </w:rPr>
+              <w:fldChar w:fldCharType="end"/>
+            </w:r>
+            <w:r>
+              <w:rPr>
+                <w:lang w:val="ko-KR"/>
+              </w:rPr>
+              <w:t xml:space="preserve"> / </w:t>
+            </w:r>
+            <w:r>
+              <w:rPr>
+                <w:b/>
+                <w:bCs/>
+                <w:sz w:val="24"/>
+                <w:szCs w:val="24"/>
+              </w:rPr>
+              <w:fldChar w:fldCharType="begin"/>
+            </w:r>
+            <w:r>
+              <w:rPr>
+                <w:b/>
+                <w:bCs/>
+              </w:rPr>
+              <w:instrText>NUMPAGES</w:instrText>
+            </w:r>
+            <w:r>
+              <w:rPr>
+                <w:b/>
+                <w:bCs/>
+                <w:sz w:val="24"/>
+                <w:szCs w:val="24"/>
+              </w:rPr>
+              <w:fldChar w:fldCharType="separate"/>
+            </w:r>
+            <w:r>
+              <w:rPr>
+                <w:b/>
+                <w:bCs/>
+                <w:lang w:val="ko-KR"/>
+              </w:rPr>
+              <w:t>2</w:t>
+            </w:r>
+            <w:r>
+              <w:rPr>
+                <w:b/>
+                <w:bCs/>
+                <w:sz w:val="24"/>
+                <w:szCs w:val="24"/>
+              </w:rPr>
+              <w:fldChar w:fldCharType="end"/>
+            </w:r>
+          </w:p>
+        </w:sdtContent>
+      </w:sdt>
+    </w:sdtContent>
+  </w:sdt>
   <w:p>
     <w:pPr>
       <w:jc w:val="center"/>
     </w:pPr>
-    <w:r>
-      <w:rPr>
-        <w:rFonts w:eastAsia="Arial"/>
-        <w:color w:val="595959"/>
-        <w:sz w:val="18"/>
-        <w:szCs w:val="18"/>
-      </w:rPr>
-      <w:t xml:space="preserve">문제 B 프로젝트 가이드라인  |  </w:t>
-    </w:r>
-    <w:r>
-      <w:rPr>
-        <w:color w:val="595959"/>
-        <w:sz w:val="18"/>
-        <w:szCs w:val="18"/>
-      </w:rPr>
-      <w:fldChar w:fldCharType="begin"/>
-    </w:r>
-    <w:r>
-      <w:rPr>
-        <w:rFonts w:eastAsia="Arial"/>
-        <w:color w:val="595959"/>
-        <w:sz w:val="18"/>
-        <w:szCs w:val="18"/>
-      </w:rPr>
-      <w:instrText>PAGE</w:instrText>
-    </w:r>
-    <w:r>
-      <w:rPr>
-        <w:color w:val="595959"/>
-        <w:sz w:val="18"/>
-        <w:szCs w:val="18"/>
-      </w:rPr>
-      <w:fldChar w:fldCharType="separate"/>
-    </w:r>
-    <w:r>
-      <w:rPr>
-        <w:rFonts w:eastAsia="Arial"/>
-        <w:noProof/>
-        <w:color w:val="595959"/>
-        <w:sz w:val="18"/>
-        <w:szCs w:val="18"/>
-      </w:rPr>
-      <w:t>1</w:t>
-    </w:r>
-    <w:r>
-      <w:rPr>
-        <w:color w:val="595959"/>
-        <w:sz w:val="18"/>
-        <w:szCs w:val="18"/>
-      </w:rPr>
-      <w:fldChar w:fldCharType="end"/>
-    </w:r>
-    <w:r>
-      <w:rPr>
-        <w:rFonts w:eastAsia="Arial"/>
-        <w:color w:val="595959"/>
-        <w:sz w:val="18"/>
-        <w:szCs w:val="18"/>
-      </w:rPr>
-      <w:t xml:space="preserve"> / </w:t>
-    </w:r>
-    <w:r>
-      <w:rPr>
-        <w:color w:val="595959"/>
-        <w:sz w:val="18"/>
-        <w:szCs w:val="18"/>
-      </w:rPr>
-      <w:fldChar w:fldCharType="begin"/>
-    </w:r>
-    <w:r>
-      <w:rPr>
-        <w:rFonts w:eastAsia="Arial"/>
-        <w:color w:val="595959"/>
-        <w:sz w:val="18"/>
-        <w:szCs w:val="18"/>
-      </w:rPr>
-      <w:instrText>NUMPAGES</w:instrText>
-    </w:r>
-    <w:r>
-      <w:rPr>
-        <w:color w:val="595959"/>
-        <w:sz w:val="18"/>
-        <w:szCs w:val="18"/>
-      </w:rPr>
-      <w:fldChar w:fldCharType="separate"/>
-    </w:r>
-    <w:r>
-      <w:rPr>
-        <w:rFonts w:eastAsia="Arial"/>
-        <w:noProof/>
-        <w:color w:val="595959"/>
-        <w:sz w:val="18"/>
-        <w:szCs w:val="18"/>
-      </w:rPr>
-      <w:t>2</w:t>
-    </w:r>
-    <w:r>
-      <w:rPr>
-        <w:color w:val="595959"/>
-        <w:sz w:val="18"/>
-        <w:szCs w:val="18"/>
-      </w:rPr>
-      <w:fldChar w:fldCharType="end"/>
-    </w:r>
   </w:p>
 </w:ftr>
 </file>
@@ -5231,7 +5691,7 @@
     <w:lsdException w:name="Unresolved Mention" w:semiHidden="1" w:unhideWhenUsed="1"/>
     <w:lsdException w:name="Smart Link" w:semiHidden="1" w:unhideWhenUsed="1"/>
   </w:latentStyles>
-  <w:style w:type="paragraph" w:default="1" w:styleId="Normal">
+  <w:style w:type="paragraph" w:default="1" w:styleId="a">
     <w:name w:val="Normal"/>
     <w:qFormat/>
     <w:pPr>
@@ -5241,8 +5701,9 @@
       <w:autoSpaceDN w:val="0"/>
     </w:pPr>
   </w:style>
-  <w:style w:type="paragraph" w:styleId="Heading1">
+  <w:style w:type="paragraph" w:styleId="1">
     <w:name w:val="heading 1"/>
+    <w:link w:val="1Char"/>
     <w:uiPriority w:val="9"/>
     <w:qFormat/>
     <w:pPr>
@@ -5257,7 +5718,7 @@
       <w:szCs w:val="32"/>
     </w:rPr>
   </w:style>
-  <w:style w:type="paragraph" w:styleId="Heading2">
+  <w:style w:type="paragraph" w:styleId="2">
     <w:name w:val="heading 2"/>
     <w:uiPriority w:val="9"/>
     <w:unhideWhenUsed/>
@@ -5274,7 +5735,7 @@
       <w:szCs w:val="26"/>
     </w:rPr>
   </w:style>
-  <w:style w:type="paragraph" w:styleId="Heading3">
+  <w:style w:type="paragraph" w:styleId="3">
     <w:name w:val="heading 3"/>
     <w:uiPriority w:val="9"/>
     <w:semiHidden/>
@@ -5292,7 +5753,7 @@
       <w:szCs w:val="24"/>
     </w:rPr>
   </w:style>
-  <w:style w:type="paragraph" w:styleId="Heading4">
+  <w:style w:type="paragraph" w:styleId="4">
     <w:name w:val="heading 4"/>
     <w:uiPriority w:val="9"/>
     <w:semiHidden/>
@@ -5307,7 +5768,7 @@
       <w:color w:val="2E74B5"/>
     </w:rPr>
   </w:style>
-  <w:style w:type="paragraph" w:styleId="Heading5">
+  <w:style w:type="paragraph" w:styleId="5">
     <w:name w:val="heading 5"/>
     <w:uiPriority w:val="9"/>
     <w:semiHidden/>
@@ -5320,7 +5781,7 @@
       <w:color w:val="2E74B5"/>
     </w:rPr>
   </w:style>
-  <w:style w:type="paragraph" w:styleId="Heading6">
+  <w:style w:type="paragraph" w:styleId="6">
     <w:name w:val="heading 6"/>
     <w:uiPriority w:val="9"/>
     <w:semiHidden/>
@@ -5333,13 +5794,13 @@
       <w:color w:val="1F4D78"/>
     </w:rPr>
   </w:style>
-  <w:style w:type="character" w:default="1" w:styleId="DefaultParagraphFont">
+  <w:style w:type="character" w:default="1" w:styleId="a0">
     <w:name w:val="Default Paragraph Font"/>
     <w:uiPriority w:val="1"/>
     <w:semiHidden/>
     <w:unhideWhenUsed/>
   </w:style>
-  <w:style w:type="table" w:default="1" w:styleId="TableNormal">
+  <w:style w:type="table" w:default="1" w:styleId="a1">
     <w:name w:val="Normal Table"/>
     <w:uiPriority w:val="99"/>
     <w:semiHidden/>
@@ -5354,13 +5815,13 @@
       </w:tblCellMar>
     </w:tblPr>
   </w:style>
-  <w:style w:type="numbering" w:default="1" w:styleId="NoList">
+  <w:style w:type="numbering" w:default="1" w:styleId="a2">
     <w:name w:val="No List"/>
     <w:uiPriority w:val="99"/>
     <w:semiHidden/>
     <w:unhideWhenUsed/>
   </w:style>
-  <w:style w:type="paragraph" w:styleId="Title">
+  <w:style w:type="paragraph" w:styleId="a3">
     <w:name w:val="Title"/>
     <w:uiPriority w:val="10"/>
     <w:qFormat/>
@@ -5369,7 +5830,7 @@
       <w:szCs w:val="56"/>
     </w:rPr>
   </w:style>
-  <w:style w:type="paragraph" w:customStyle="1" w:styleId="1">
+  <w:style w:type="paragraph" w:customStyle="1" w:styleId="10">
     <w:name w:val="굵은 텍스트1"/>
     <w:qFormat/>
     <w:rPr>
@@ -5377,11 +5838,11 @@
       <w:bCs/>
     </w:rPr>
   </w:style>
-  <w:style w:type="paragraph" w:styleId="ListParagraph">
+  <w:style w:type="paragraph" w:styleId="a4">
     <w:name w:val="List Paragraph"/>
     <w:qFormat/>
   </w:style>
-  <w:style w:type="character" w:styleId="Hyperlink">
+  <w:style w:type="character" w:styleId="a5">
     <w:name w:val="Hyperlink"/>
     <w:uiPriority w:val="99"/>
     <w:unhideWhenUsed/>
@@ -5390,7 +5851,7 @@
       <w:u w:val="single"/>
     </w:rPr>
   </w:style>
-  <w:style w:type="character" w:styleId="FootnoteReference">
+  <w:style w:type="character" w:styleId="a6">
     <w:name w:val="footnote reference"/>
     <w:uiPriority w:val="99"/>
     <w:semiHidden/>
@@ -5399,9 +5860,9 @@
       <w:vertAlign w:val="superscript"/>
     </w:rPr>
   </w:style>
-  <w:style w:type="paragraph" w:styleId="FootnoteText">
+  <w:style w:type="paragraph" w:styleId="a7">
     <w:name w:val="footnote text"/>
-    <w:link w:val="FootnoteTextChar"/>
+    <w:link w:val="Char"/>
     <w:uiPriority w:val="99"/>
     <w:semiHidden/>
     <w:unhideWhenUsed/>
@@ -5410,9 +5871,9 @@
       <w:szCs w:val="20"/>
     </w:rPr>
   </w:style>
-  <w:style w:type="character" w:customStyle="1" w:styleId="FootnoteTextChar">
-    <w:name w:val="Footnote Text Char"/>
-    <w:link w:val="FootnoteText"/>
+  <w:style w:type="character" w:customStyle="1" w:styleId="Char">
+    <w:name w:val="각주 텍스트 Char"/>
+    <w:link w:val="a7"/>
     <w:uiPriority w:val="99"/>
     <w:semiHidden/>
     <w:unhideWhenUsed/>
@@ -5421,7 +5882,7 @@
       <w:szCs w:val="20"/>
     </w:rPr>
   </w:style>
-  <w:style w:type="character" w:styleId="EndnoteReference">
+  <w:style w:type="character" w:styleId="a8">
     <w:name w:val="endnote reference"/>
     <w:uiPriority w:val="99"/>
     <w:semiHidden/>
@@ -5430,9 +5891,9 @@
       <w:vertAlign w:val="superscript"/>
     </w:rPr>
   </w:style>
-  <w:style w:type="paragraph" w:styleId="EndnoteText">
+  <w:style w:type="paragraph" w:styleId="a9">
     <w:name w:val="endnote text"/>
-    <w:link w:val="EndnoteTextChar"/>
+    <w:link w:val="Char0"/>
     <w:uiPriority w:val="99"/>
     <w:semiHidden/>
     <w:unhideWhenUsed/>
@@ -5441,15 +5902,73 @@
       <w:szCs w:val="20"/>
     </w:rPr>
   </w:style>
-  <w:style w:type="character" w:customStyle="1" w:styleId="EndnoteTextChar">
-    <w:name w:val="Endnote Text Char"/>
-    <w:link w:val="EndnoteText"/>
+  <w:style w:type="character" w:customStyle="1" w:styleId="Char0">
+    <w:name w:val="미주 텍스트 Char"/>
+    <w:link w:val="a9"/>
     <w:uiPriority w:val="99"/>
     <w:semiHidden/>
     <w:unhideWhenUsed/>
     <w:rPr>
       <w:sz w:val="20"/>
       <w:szCs w:val="20"/>
+    </w:rPr>
+  </w:style>
+  <w:style w:type="paragraph" w:styleId="aa">
+    <w:name w:val="header"/>
+    <w:basedOn w:val="a"/>
+    <w:link w:val="Char1"/>
+    <w:uiPriority w:val="99"/>
+    <w:unhideWhenUsed/>
+    <w:rsid w:val="00D669E7"/>
+    <w:pPr>
+      <w:tabs>
+        <w:tab w:val="center" w:pos="4513"/>
+        <w:tab w:val="right" w:pos="9026"/>
+      </w:tabs>
+      <w:snapToGrid w:val="0"/>
+    </w:pPr>
+  </w:style>
+  <w:style w:type="character" w:customStyle="1" w:styleId="Char1">
+    <w:name w:val="머리글 Char"/>
+    <w:basedOn w:val="a0"/>
+    <w:link w:val="aa"/>
+    <w:uiPriority w:val="99"/>
+    <w:rsid w:val="00D669E7"/>
+  </w:style>
+  <w:style w:type="paragraph" w:styleId="ab">
+    <w:name w:val="footer"/>
+    <w:basedOn w:val="a"/>
+    <w:link w:val="Char2"/>
+    <w:uiPriority w:val="99"/>
+    <w:unhideWhenUsed/>
+    <w:rsid w:val="00D669E7"/>
+    <w:pPr>
+      <w:tabs>
+        <w:tab w:val="center" w:pos="4513"/>
+        <w:tab w:val="right" w:pos="9026"/>
+      </w:tabs>
+      <w:snapToGrid w:val="0"/>
+    </w:pPr>
+  </w:style>
+  <w:style w:type="character" w:customStyle="1" w:styleId="Char2">
+    <w:name w:val="바닥글 Char"/>
+    <w:basedOn w:val="a0"/>
+    <w:link w:val="ab"/>
+    <w:uiPriority w:val="99"/>
+    <w:rsid w:val="00D669E7"/>
+  </w:style>
+  <w:style w:type="character" w:customStyle="1" w:styleId="1Char">
+    <w:name w:val="제목 1 Char"/>
+    <w:basedOn w:val="a0"/>
+    <w:link w:val="1"/>
+    <w:uiPriority w:val="9"/>
+    <w:rsid w:val="002F0956"/>
+    <w:rPr>
+      <w:rFonts w:eastAsia="Arial"/>
+      <w:b/>
+      <w:bCs/>
+      <w:sz w:val="32"/>
+      <w:szCs w:val="32"/>
     </w:rPr>
   </w:style>
 </w:styles>
